--- a/PM 03/pm03-contact-form/evidence/validation-success.docx
+++ b/PM 03/pm03-contact-form/evidence/validation-success.docx
@@ -220,6 +220,277 @@
         </w:drawing>
       </w:r>
     </w:p>
+    <w:p>
+      <w:pPr>
+        <w:pStyle w:val="Heading2"/>
+      </w:pPr>
+      <w:r>
+        <w:t>Practical Skill 4: DOM Manipulation</w:t>
+      </w:r>
+    </w:p>
+    <w:p>
+      <w:pPr>
+        <w:pStyle w:val="Heading3"/>
+      </w:pPr>
+      <w:r>
+        <w:t>Reading input values</w:t>
+      </w:r>
+    </w:p>
+    <w:p>
+      <w:r>
+        <w:rPr>
+          <w:noProof/>
+        </w:rPr>
+        <w:drawing>
+          <wp:inline distT="0" distB="0" distL="0" distR="0" wp14:anchorId="08DF3BA3" wp14:editId="02578227">
+            <wp:extent cx="5731510" cy="1864995"/>
+            <wp:effectExtent l="0" t="0" r="2540" b="1905"/>
+            <wp:docPr id="577680275" name="Picture 1" descr="initial-scale&#10;&#10;AI-generated content may be incorrect."/>
+            <wp:cNvGraphicFramePr>
+              <a:graphicFrameLocks xmlns:a="http://schemas.openxmlformats.org/drawingml/2006/main" noChangeAspect="1"/>
+            </wp:cNvGraphicFramePr>
+            <a:graphic xmlns:a="http://schemas.openxmlformats.org/drawingml/2006/main">
+              <a:graphicData uri="http://schemas.openxmlformats.org/drawingml/2006/picture">
+                <pic:pic xmlns:pic="http://schemas.openxmlformats.org/drawingml/2006/picture">
+                  <pic:nvPicPr>
+                    <pic:cNvPr id="577680275" name="Picture 1" descr="initial-scale&#10;&#10;AI-generated content may be incorrect."/>
+                    <pic:cNvPicPr/>
+                  </pic:nvPicPr>
+                  <pic:blipFill>
+                    <a:blip r:embed="rId8"/>
+                    <a:stretch>
+                      <a:fillRect/>
+                    </a:stretch>
+                  </pic:blipFill>
+                  <pic:spPr>
+                    <a:xfrm>
+                      <a:off x="0" y="0"/>
+                      <a:ext cx="5731510" cy="1864995"/>
+                    </a:xfrm>
+                    <a:prstGeom prst="rect">
+                      <a:avLst/>
+                    </a:prstGeom>
+                  </pic:spPr>
+                </pic:pic>
+              </a:graphicData>
+            </a:graphic>
+          </wp:inline>
+        </w:drawing>
+      </w:r>
+    </w:p>
+    <w:p>
+      <w:pPr>
+        <w:pStyle w:val="Heading3"/>
+      </w:pPr>
+      <w:r>
+        <w:t>Adding Elements Dynamically</w:t>
+      </w:r>
+    </w:p>
+    <w:p>
+      <w:r>
+        <w:rPr>
+          <w:noProof/>
+        </w:rPr>
+        <w:drawing>
+          <wp:inline distT="0" distB="0" distL="0" distR="0" wp14:anchorId="618942F1" wp14:editId="0BC4CA38">
+            <wp:extent cx="5731510" cy="2235200"/>
+            <wp:effectExtent l="0" t="0" r="2540" b="0"/>
+            <wp:docPr id="708991926" name="Picture 1" descr="The image displays a web page interface with a welcome message to PM03, a form for user input, and error messages for unrecognized configuration keys.&#10;&#10;AI-generated content may be incorrect."/>
+            <wp:cNvGraphicFramePr>
+              <a:graphicFrameLocks xmlns:a="http://schemas.openxmlformats.org/drawingml/2006/main" noChangeAspect="1"/>
+            </wp:cNvGraphicFramePr>
+            <a:graphic xmlns:a="http://schemas.openxmlformats.org/drawingml/2006/main">
+              <a:graphicData uri="http://schemas.openxmlformats.org/drawingml/2006/picture">
+                <pic:pic xmlns:pic="http://schemas.openxmlformats.org/drawingml/2006/picture">
+                  <pic:nvPicPr>
+                    <pic:cNvPr id="708991926" name="Picture 1" descr="The image displays a web page interface with a welcome message to PM03, a form for user input, and error messages for unrecognized configuration keys.&#10;&#10;AI-generated content may be incorrect."/>
+                    <pic:cNvPicPr/>
+                  </pic:nvPicPr>
+                  <pic:blipFill>
+                    <a:blip r:embed="rId9"/>
+                    <a:stretch>
+                      <a:fillRect/>
+                    </a:stretch>
+                  </pic:blipFill>
+                  <pic:spPr>
+                    <a:xfrm>
+                      <a:off x="0" y="0"/>
+                      <a:ext cx="5731510" cy="2235200"/>
+                    </a:xfrm>
+                    <a:prstGeom prst="rect">
+                      <a:avLst/>
+                    </a:prstGeom>
+                  </pic:spPr>
+                </pic:pic>
+              </a:graphicData>
+            </a:graphic>
+          </wp:inline>
+        </w:drawing>
+      </w:r>
+    </w:p>
+    <w:p>
+      <w:pPr>
+        <w:pStyle w:val="Heading3"/>
+      </w:pPr>
+      <w:r>
+        <w:t>Removing Elements Dynamically</w:t>
+      </w:r>
+    </w:p>
+    <w:p>
+      <w:r>
+        <w:t>Before:</w:t>
+      </w:r>
+    </w:p>
+    <w:p>
+      <w:r>
+        <w:rPr>
+          <w:noProof/>
+        </w:rPr>
+        <w:lastRenderedPageBreak/>
+        <w:drawing>
+          <wp:inline distT="0" distB="0" distL="0" distR="0" wp14:anchorId="0609E30F" wp14:editId="79F784D3">
+            <wp:extent cx="5731510" cy="2457450"/>
+            <wp:effectExtent l="0" t="0" r="2540" b="0"/>
+            <wp:docPr id="2030989526" name="Picture 1" descr="The image displays a webpage with a form for submitting an issue, including fields for personal information and a submission history, and it contains error messages for unrecognized CSS properties.&#10;&#10;AI-generated content may be incorrect."/>
+            <wp:cNvGraphicFramePr>
+              <a:graphicFrameLocks xmlns:a="http://schemas.openxmlformats.org/drawingml/2006/main" noChangeAspect="1"/>
+            </wp:cNvGraphicFramePr>
+            <a:graphic xmlns:a="http://schemas.openxmlformats.org/drawingml/2006/main">
+              <a:graphicData uri="http://schemas.openxmlformats.org/drawingml/2006/picture">
+                <pic:pic xmlns:pic="http://schemas.openxmlformats.org/drawingml/2006/picture">
+                  <pic:nvPicPr>
+                    <pic:cNvPr id="2030989526" name="Picture 1" descr="The image displays a webpage with a form for submitting an issue, including fields for personal information and a submission history, and it contains error messages for unrecognized CSS properties.&#10;&#10;AI-generated content may be incorrect."/>
+                    <pic:cNvPicPr/>
+                  </pic:nvPicPr>
+                  <pic:blipFill>
+                    <a:blip r:embed="rId10"/>
+                    <a:stretch>
+                      <a:fillRect/>
+                    </a:stretch>
+                  </pic:blipFill>
+                  <pic:spPr>
+                    <a:xfrm>
+                      <a:off x="0" y="0"/>
+                      <a:ext cx="5731510" cy="2457450"/>
+                    </a:xfrm>
+                    <a:prstGeom prst="rect">
+                      <a:avLst/>
+                    </a:prstGeom>
+                  </pic:spPr>
+                </pic:pic>
+              </a:graphicData>
+            </a:graphic>
+          </wp:inline>
+        </w:drawing>
+      </w:r>
+    </w:p>
+    <w:p>
+      <w:r>
+        <w:t>After:</w:t>
+      </w:r>
+    </w:p>
+    <w:p>
+      <w:r>
+        <w:rPr>
+          <w:noProof/>
+        </w:rPr>
+        <w:drawing>
+          <wp:inline distT="0" distB="0" distL="0" distR="0" wp14:anchorId="0451022C" wp14:editId="4597B8B9">
+            <wp:extent cx="5731510" cy="2058035"/>
+            <wp:effectExtent l="0" t="0" r="2540" b="0"/>
+            <wp:docPr id="1973006327" name="Picture 1" descr="The image shows a user interface with a message indicating an issue with unrecognized keys in a script, with options to submit or clear the status.&#10;&#10;AI-generated content may be incorrect."/>
+            <wp:cNvGraphicFramePr>
+              <a:graphicFrameLocks xmlns:a="http://schemas.openxmlformats.org/drawingml/2006/main" noChangeAspect="1"/>
+            </wp:cNvGraphicFramePr>
+            <a:graphic xmlns:a="http://schemas.openxmlformats.org/drawingml/2006/main">
+              <a:graphicData uri="http://schemas.openxmlformats.org/drawingml/2006/picture">
+                <pic:pic xmlns:pic="http://schemas.openxmlformats.org/drawingml/2006/picture">
+                  <pic:nvPicPr>
+                    <pic:cNvPr id="1973006327" name="Picture 1" descr="The image shows a user interface with a message indicating an issue with unrecognized keys in a script, with options to submit or clear the status.&#10;&#10;AI-generated content may be incorrect."/>
+                    <pic:cNvPicPr/>
+                  </pic:nvPicPr>
+                  <pic:blipFill>
+                    <a:blip r:embed="rId11"/>
+                    <a:stretch>
+                      <a:fillRect/>
+                    </a:stretch>
+                  </pic:blipFill>
+                  <pic:spPr>
+                    <a:xfrm>
+                      <a:off x="0" y="0"/>
+                      <a:ext cx="5731510" cy="2058035"/>
+                    </a:xfrm>
+                    <a:prstGeom prst="rect">
+                      <a:avLst/>
+                    </a:prstGeom>
+                  </pic:spPr>
+                </pic:pic>
+              </a:graphicData>
+            </a:graphic>
+          </wp:inline>
+        </w:drawing>
+      </w:r>
+    </w:p>
+    <w:p>
+      <w:pPr>
+        <w:pStyle w:val="Heading2"/>
+      </w:pPr>
+      <w:r>
+        <w:lastRenderedPageBreak/>
+        <w:t>Practical Skill 5: Events</w:t>
+      </w:r>
+    </w:p>
+    <w:p>
+      <w:pPr>
+        <w:pStyle w:val="Heading3"/>
+      </w:pPr>
+      <w:r>
+        <w:t>Input Event Example: Character Counter</w:t>
+      </w:r>
+    </w:p>
+    <w:p>
+      <w:r>
+        <w:rPr>
+          <w:noProof/>
+        </w:rPr>
+        <w:drawing>
+          <wp:inline distT="0" distB="0" distL="0" distR="0" wp14:anchorId="6E3FCA7D" wp14:editId="0BBFFD5B">
+            <wp:extent cx="5731510" cy="4140200"/>
+            <wp:effectExtent l="0" t="0" r="2540" b="0"/>
+            <wp:docPr id="1161522999" name="Picture 1" descr="The image depicts a user interface with a welcome message to PM03, a helpdesk submission form, and a list of issues related to the 'width-device-width' and 'initial-scale' keys.&#10;&#10;AI-generated content may be incorrect."/>
+            <wp:cNvGraphicFramePr>
+              <a:graphicFrameLocks xmlns:a="http://schemas.openxmlformats.org/drawingml/2006/main" noChangeAspect="1"/>
+            </wp:cNvGraphicFramePr>
+            <a:graphic xmlns:a="http://schemas.openxmlformats.org/drawingml/2006/main">
+              <a:graphicData uri="http://schemas.openxmlformats.org/drawingml/2006/picture">
+                <pic:pic xmlns:pic="http://schemas.openxmlformats.org/drawingml/2006/picture">
+                  <pic:nvPicPr>
+                    <pic:cNvPr id="1161522999" name="Picture 1" descr="The image depicts a user interface with a welcome message to PM03, a helpdesk submission form, and a list of issues related to the 'width-device-width' and 'initial-scale' keys.&#10;&#10;AI-generated content may be incorrect."/>
+                    <pic:cNvPicPr/>
+                  </pic:nvPicPr>
+                  <pic:blipFill>
+                    <a:blip r:embed="rId12"/>
+                    <a:stretch>
+                      <a:fillRect/>
+                    </a:stretch>
+                  </pic:blipFill>
+                  <pic:spPr>
+                    <a:xfrm>
+                      <a:off x="0" y="0"/>
+                      <a:ext cx="5731510" cy="4140200"/>
+                    </a:xfrm>
+                    <a:prstGeom prst="rect">
+                      <a:avLst/>
+                    </a:prstGeom>
+                  </pic:spPr>
+                </pic:pic>
+              </a:graphicData>
+            </a:graphic>
+          </wp:inline>
+        </w:drawing>
+      </w:r>
+    </w:p>
+    <w:p/>
     <w:sectPr>
       <w:pgSz w:w="11906" w:h="16838"/>
       <w:pgMar w:top="1440" w:right="1440" w:bottom="1440" w:left="1440" w:header="708" w:footer="708" w:gutter="0"/>

--- a/PM 03/pm03-contact-form/evidence/validation-success.docx
+++ b/PM 03/pm03-contact-form/evidence/validation-success.docx
@@ -15,13 +15,8 @@
         <w:pStyle w:val="Heading3"/>
       </w:pPr>
       <w:r>
-        <w:t xml:space="preserve">Broken Code Example: </w:t>
-      </w:r>
-      <w:proofErr w:type="spellStart"/>
-      <w:r>
-        <w:t>SyntaxError</w:t>
-      </w:r>
-      <w:proofErr w:type="spellEnd"/>
+        <w:t>Broken Code Example: SyntaxError</w:t>
+      </w:r>
     </w:p>
     <w:p>
       <w:pPr>
@@ -120,13 +115,8 @@
         <w:pStyle w:val="Heading3"/>
       </w:pPr>
       <w:r>
-        <w:t xml:space="preserve">Broken Code Example: </w:t>
-      </w:r>
-      <w:proofErr w:type="spellStart"/>
-      <w:r>
-        <w:t>ReferenceError</w:t>
-      </w:r>
-      <w:proofErr w:type="spellEnd"/>
+        <w:t>Broken Code Example: ReferenceError</w:t>
+      </w:r>
     </w:p>
     <w:p>
       <w:pPr>
@@ -225,6 +215,7 @@
         <w:pStyle w:val="Heading2"/>
       </w:pPr>
       <w:r>
+        <w:lastRenderedPageBreak/>
         <w:t>Practical Skill 4: DOM Manipulation</w:t>
       </w:r>
     </w:p>
@@ -346,7 +337,6 @@
         <w:rPr>
           <w:noProof/>
         </w:rPr>
-        <w:lastRenderedPageBreak/>
         <w:drawing>
           <wp:inline distT="0" distB="0" distL="0" distR="0" wp14:anchorId="0609E30F" wp14:editId="79F784D3">
             <wp:extent cx="5731510" cy="2457450"/>
@@ -394,6 +384,7 @@
         <w:rPr>
           <w:noProof/>
         </w:rPr>
+        <w:lastRenderedPageBreak/>
         <w:drawing>
           <wp:inline distT="0" distB="0" distL="0" distR="0" wp14:anchorId="0451022C" wp14:editId="4597B8B9">
             <wp:extent cx="5731510" cy="2058035"/>
@@ -436,7 +427,6 @@
         <w:pStyle w:val="Heading2"/>
       </w:pPr>
       <w:r>
-        <w:lastRenderedPageBreak/>
         <w:t>Practical Skill 5: Events</w:t>
       </w:r>
     </w:p>
@@ -490,7 +480,107 @@
         </w:drawing>
       </w:r>
     </w:p>
-    <w:p/>
+    <w:p>
+      <w:pPr>
+        <w:pStyle w:val="Heading2"/>
+      </w:pPr>
+      <w:r>
+        <w:lastRenderedPageBreak/>
+        <w:t>Practical Skill 6: Form Validation</w:t>
+      </w:r>
+    </w:p>
+    <w:p>
+      <w:pPr>
+        <w:pStyle w:val="Heading3"/>
+      </w:pPr>
+      <w:r>
+        <w:t>Show message function:</w:t>
+      </w:r>
+    </w:p>
+    <w:p>
+      <w:r>
+        <w:rPr>
+          <w:noProof/>
+        </w:rPr>
+        <w:drawing>
+          <wp:inline distT="0" distB="0" distL="0" distR="0" wp14:anchorId="77C730D2" wp14:editId="081E3709">
+            <wp:extent cx="5731510" cy="1678940"/>
+            <wp:effectExtent l="0" t="0" r="2540" b="0"/>
+            <wp:docPr id="41752763" name="Picture 1" descr="The image displays a web interface with a form, including fields for submitting an email address and a message, and error messages regarding unrecognized keys.&#10;&#10;AI-generated content may be incorrect."/>
+            <wp:cNvGraphicFramePr>
+              <a:graphicFrameLocks xmlns:a="http://schemas.openxmlformats.org/drawingml/2006/main" noChangeAspect="1"/>
+            </wp:cNvGraphicFramePr>
+            <a:graphic xmlns:a="http://schemas.openxmlformats.org/drawingml/2006/main">
+              <a:graphicData uri="http://schemas.openxmlformats.org/drawingml/2006/picture">
+                <pic:pic xmlns:pic="http://schemas.openxmlformats.org/drawingml/2006/picture">
+                  <pic:nvPicPr>
+                    <pic:cNvPr id="41752763" name="Picture 1" descr="The image displays a web interface with a form, including fields for submitting an email address and a message, and error messages regarding unrecognized keys.&#10;&#10;AI-generated content may be incorrect."/>
+                    <pic:cNvPicPr/>
+                  </pic:nvPicPr>
+                  <pic:blipFill>
+                    <a:blip r:embed="rId13"/>
+                    <a:stretch>
+                      <a:fillRect/>
+                    </a:stretch>
+                  </pic:blipFill>
+                  <pic:spPr>
+                    <a:xfrm>
+                      <a:off x="0" y="0"/>
+                      <a:ext cx="5731510" cy="1678940"/>
+                    </a:xfrm>
+                    <a:prstGeom prst="rect">
+                      <a:avLst/>
+                    </a:prstGeom>
+                  </pic:spPr>
+                </pic:pic>
+              </a:graphicData>
+            </a:graphic>
+          </wp:inline>
+        </w:drawing>
+      </w:r>
+    </w:p>
+    <w:p>
+      <w:r>
+        <w:rPr>
+          <w:noProof/>
+        </w:rPr>
+        <w:drawing>
+          <wp:inline distT="0" distB="0" distL="0" distR="0" wp14:anchorId="668411BF" wp14:editId="3F750B46">
+            <wp:extent cx="5731510" cy="1556385"/>
+            <wp:effectExtent l="0" t="0" r="2540" b="5715"/>
+            <wp:docPr id="1110332484" name="Picture 1"/>
+            <wp:cNvGraphicFramePr>
+              <a:graphicFrameLocks xmlns:a="http://schemas.openxmlformats.org/drawingml/2006/main" noChangeAspect="1"/>
+            </wp:cNvGraphicFramePr>
+            <a:graphic xmlns:a="http://schemas.openxmlformats.org/drawingml/2006/main">
+              <a:graphicData uri="http://schemas.openxmlformats.org/drawingml/2006/picture">
+                <pic:pic xmlns:pic="http://schemas.openxmlformats.org/drawingml/2006/picture">
+                  <pic:nvPicPr>
+                    <pic:cNvPr id="1110332484" name=""/>
+                    <pic:cNvPicPr/>
+                  </pic:nvPicPr>
+                  <pic:blipFill>
+                    <a:blip r:embed="rId14"/>
+                    <a:stretch>
+                      <a:fillRect/>
+                    </a:stretch>
+                  </pic:blipFill>
+                  <pic:spPr>
+                    <a:xfrm>
+                      <a:off x="0" y="0"/>
+                      <a:ext cx="5731510" cy="1556385"/>
+                    </a:xfrm>
+                    <a:prstGeom prst="rect">
+                      <a:avLst/>
+                    </a:prstGeom>
+                  </pic:spPr>
+                </pic:pic>
+              </a:graphicData>
+            </a:graphic>
+          </wp:inline>
+        </w:drawing>
+      </w:r>
+    </w:p>
     <w:sectPr>
       <w:pgSz w:w="11906" w:h="16838"/>
       <w:pgMar w:top="1440" w:right="1440" w:bottom="1440" w:left="1440" w:header="708" w:footer="708" w:gutter="0"/>
